--- a/doc/Description v1.docx
+++ b/doc/Description v1.docx
@@ -55,7 +55,7 @@
           <w:r>
             <w:fldChar w:fldCharType="separate"/>
           </w:r>
-          <w:hyperlink w:anchor="_Toc221301540" w:history="1">
+          <w:hyperlink w:anchor="_Toc223280081" w:history="1">
             <w:r>
               <w:rPr>
                 <w:rStyle w:val="Hiperhivatkozs"/>
@@ -82,7 +82,7 @@
                 <w:noProof/>
                 <w:webHidden/>
               </w:rPr>
-              <w:instrText xml:space="preserve"> PAGEREF _Toc221301540 \h </w:instrText>
+              <w:instrText xml:space="preserve"> PAGEREF _Toc223280081 \h </w:instrText>
             </w:r>
             <w:r>
               <w:rPr>
@@ -125,7 +125,7 @@
               <w:lang w:eastAsia="hu-HU"/>
             </w:rPr>
           </w:pPr>
-          <w:hyperlink w:anchor="_Toc221301541" w:history="1">
+          <w:hyperlink w:anchor="_Toc223280082" w:history="1">
             <w:r>
               <w:rPr>
                 <w:rStyle w:val="Hiperhivatkozs"/>
@@ -152,7 +152,7 @@
                 <w:noProof/>
                 <w:webHidden/>
               </w:rPr>
-              <w:instrText xml:space="preserve"> PAGEREF _Toc221301541 \h </w:instrText>
+              <w:instrText xml:space="preserve"> PAGEREF _Toc223280082 \h </w:instrText>
             </w:r>
             <w:r>
               <w:rPr>
@@ -172,7 +172,7 @@
                 <w:noProof/>
                 <w:webHidden/>
               </w:rPr>
-              <w:t>8</w:t>
+              <w:t>9</w:t>
             </w:r>
             <w:r>
               <w:rPr>
@@ -195,7 +195,7 @@
               <w:lang w:eastAsia="hu-HU"/>
             </w:rPr>
           </w:pPr>
-          <w:hyperlink w:anchor="_Toc221301542" w:history="1">
+          <w:hyperlink w:anchor="_Toc223280083" w:history="1">
             <w:r>
               <w:rPr>
                 <w:rStyle w:val="Hiperhivatkozs"/>
@@ -222,7 +222,7 @@
                 <w:noProof/>
                 <w:webHidden/>
               </w:rPr>
-              <w:instrText xml:space="preserve"> PAGEREF _Toc221301542 \h </w:instrText>
+              <w:instrText xml:space="preserve"> PAGEREF _Toc223280083 \h </w:instrText>
             </w:r>
             <w:r>
               <w:rPr>
@@ -242,7 +242,7 @@
                 <w:noProof/>
                 <w:webHidden/>
               </w:rPr>
-              <w:t>11</w:t>
+              <w:t>13</w:t>
             </w:r>
             <w:r>
               <w:rPr>
@@ -260,10 +260,12 @@
               <w:tab w:val="right" w:leader="dot" w:pos="9062"/>
             </w:tabs>
             <w:rPr>
+              <w:rFonts w:eastAsiaTheme="minorEastAsia"/>
               <w:noProof/>
+              <w:lang w:eastAsia="hu-HU"/>
             </w:rPr>
           </w:pPr>
-          <w:hyperlink w:anchor="_Toc221301543" w:history="1">
+          <w:hyperlink w:anchor="_Toc223280084" w:history="1">
             <w:r>
               <w:rPr>
                 <w:rStyle w:val="Hiperhivatkozs"/>
@@ -290,7 +292,7 @@
                 <w:noProof/>
                 <w:webHidden/>
               </w:rPr>
-              <w:instrText xml:space="preserve"> PAGEREF _Toc221301543 \h </w:instrText>
+              <w:instrText xml:space="preserve"> PAGEREF _Toc223280084 \h </w:instrText>
             </w:r>
             <w:r>
               <w:rPr>
@@ -310,7 +312,7 @@
                 <w:noProof/>
                 <w:webHidden/>
               </w:rPr>
-              <w:t>11</w:t>
+              <w:t>13</w:t>
             </w:r>
             <w:r>
               <w:rPr>
@@ -328,10 +330,12 @@
               <w:tab w:val="right" w:leader="dot" w:pos="9062"/>
             </w:tabs>
             <w:rPr>
+              <w:rFonts w:eastAsiaTheme="minorEastAsia"/>
               <w:noProof/>
+              <w:lang w:eastAsia="hu-HU"/>
             </w:rPr>
           </w:pPr>
-          <w:hyperlink w:anchor="_Toc221301544" w:history="1">
+          <w:hyperlink w:anchor="_Toc223280085" w:history="1">
             <w:r>
               <w:rPr>
                 <w:rStyle w:val="Hiperhivatkozs"/>
@@ -358,7 +362,7 @@
                 <w:noProof/>
                 <w:webHidden/>
               </w:rPr>
-              <w:instrText xml:space="preserve"> PAGEREF _Toc221301544 \h </w:instrText>
+              <w:instrText xml:space="preserve"> PAGEREF _Toc223280085 \h </w:instrText>
             </w:r>
             <w:r>
               <w:rPr>
@@ -378,7 +382,7 @@
                 <w:noProof/>
                 <w:webHidden/>
               </w:rPr>
-              <w:t>11</w:t>
+              <w:t>13</w:t>
             </w:r>
             <w:r>
               <w:rPr>
@@ -396,10 +400,12 @@
               <w:tab w:val="right" w:leader="dot" w:pos="9062"/>
             </w:tabs>
             <w:rPr>
+              <w:rFonts w:eastAsiaTheme="minorEastAsia"/>
               <w:noProof/>
+              <w:lang w:eastAsia="hu-HU"/>
             </w:rPr>
           </w:pPr>
-          <w:hyperlink w:anchor="_Toc221301545" w:history="1">
+          <w:hyperlink w:anchor="_Toc223280086" w:history="1">
             <w:r>
               <w:rPr>
                 <w:rStyle w:val="Hiperhivatkozs"/>
@@ -426,7 +432,7 @@
                 <w:noProof/>
                 <w:webHidden/>
               </w:rPr>
-              <w:instrText xml:space="preserve"> PAGEREF _Toc221301545 \h </w:instrText>
+              <w:instrText xml:space="preserve"> PAGEREF _Toc223280086 \h </w:instrText>
             </w:r>
             <w:r>
               <w:rPr>
@@ -446,7 +452,7 @@
                 <w:noProof/>
                 <w:webHidden/>
               </w:rPr>
-              <w:t>12</w:t>
+              <w:t>14</w:t>
             </w:r>
             <w:r>
               <w:rPr>
@@ -464,10 +470,12 @@
               <w:tab w:val="right" w:leader="dot" w:pos="9062"/>
             </w:tabs>
             <w:rPr>
+              <w:rFonts w:eastAsiaTheme="minorEastAsia"/>
               <w:noProof/>
+              <w:lang w:eastAsia="hu-HU"/>
             </w:rPr>
           </w:pPr>
-          <w:hyperlink w:anchor="_Toc221301546" w:history="1">
+          <w:hyperlink w:anchor="_Toc223280087" w:history="1">
             <w:r>
               <w:rPr>
                 <w:rStyle w:val="Hiperhivatkozs"/>
@@ -494,7 +502,7 @@
                 <w:noProof/>
                 <w:webHidden/>
               </w:rPr>
-              <w:instrText xml:space="preserve"> PAGEREF _Toc221301546 \h </w:instrText>
+              <w:instrText xml:space="preserve"> PAGEREF _Toc223280087 \h </w:instrText>
             </w:r>
             <w:r>
               <w:rPr>
@@ -514,7 +522,7 @@
                 <w:noProof/>
                 <w:webHidden/>
               </w:rPr>
-              <w:t>12</w:t>
+              <w:t>14</w:t>
             </w:r>
             <w:r>
               <w:rPr>
@@ -532,16 +540,18 @@
               <w:tab w:val="right" w:leader="dot" w:pos="9062"/>
             </w:tabs>
             <w:rPr>
+              <w:rFonts w:eastAsiaTheme="minorEastAsia"/>
               <w:noProof/>
+              <w:lang w:eastAsia="hu-HU"/>
             </w:rPr>
           </w:pPr>
-          <w:hyperlink w:anchor="_Toc221301547" w:history="1">
+          <w:hyperlink w:anchor="_Toc223280088" w:history="1">
             <w:r>
               <w:rPr>
                 <w:rStyle w:val="Hiperhivatkozs"/>
                 <w:noProof/>
               </w:rPr>
-              <w:t>Step 5</w:t>
+              <w:t>Great work! It seems that everything works. Now 1. Please amend the PackageFormPage screen when a LanguagePackage card is expanded, collect the categories from the database from the items and display the first 6 of them (and a '...' if there are more) in form of chips below the version. 2. I would also need to have on this card displayed right to the version the number of the items in the package (40 items)</w:t>
             </w:r>
             <w:r>
               <w:rPr>
@@ -562,7 +572,7 @@
                 <w:noProof/>
                 <w:webHidden/>
               </w:rPr>
-              <w:instrText xml:space="preserve"> PAGEREF _Toc221301547 \h </w:instrText>
+              <w:instrText xml:space="preserve"> PAGEREF _Toc223280088 \h </w:instrText>
             </w:r>
             <w:r>
               <w:rPr>
@@ -582,7 +592,7 @@
                 <w:noProof/>
                 <w:webHidden/>
               </w:rPr>
-              <w:t>12</w:t>
+              <w:t>15</w:t>
             </w:r>
             <w:r>
               <w:rPr>
@@ -600,16 +610,18 @@
               <w:tab w:val="right" w:leader="dot" w:pos="9062"/>
             </w:tabs>
             <w:rPr>
+              <w:rFonts w:eastAsiaTheme="minorEastAsia"/>
               <w:noProof/>
+              <w:lang w:eastAsia="hu-HU"/>
             </w:rPr>
           </w:pPr>
-          <w:hyperlink w:anchor="_Toc221301548" w:history="1">
+          <w:hyperlink w:anchor="_Toc223280089" w:history="1">
             <w:r>
               <w:rPr>
                 <w:rStyle w:val="Hiperhivatkozs"/>
                 <w:noProof/>
               </w:rPr>
-              <w:t>Step 6</w:t>
+              <w:t>Step 5</w:t>
             </w:r>
             <w:r>
               <w:rPr>
@@ -630,7 +642,7 @@
                 <w:noProof/>
                 <w:webHidden/>
               </w:rPr>
-              <w:instrText xml:space="preserve"> PAGEREF _Toc221301548 \h </w:instrText>
+              <w:instrText xml:space="preserve"> PAGEREF _Toc223280089 \h </w:instrText>
             </w:r>
             <w:r>
               <w:rPr>
@@ -650,7 +662,7 @@
                 <w:noProof/>
                 <w:webHidden/>
               </w:rPr>
-              <w:t>13</w:t>
+              <w:t>15</w:t>
             </w:r>
             <w:r>
               <w:rPr>
@@ -668,16 +680,18 @@
               <w:tab w:val="right" w:leader="dot" w:pos="9062"/>
             </w:tabs>
             <w:rPr>
+              <w:rFonts w:eastAsiaTheme="minorEastAsia"/>
               <w:noProof/>
+              <w:lang w:eastAsia="hu-HU"/>
             </w:rPr>
           </w:pPr>
-          <w:hyperlink w:anchor="_Toc221301549" w:history="1">
+          <w:hyperlink w:anchor="_Toc223280090" w:history="1">
             <w:r>
               <w:rPr>
                 <w:rStyle w:val="Hiperhivatkozs"/>
                 <w:noProof/>
               </w:rPr>
-              <w:t>Step 7</w:t>
+              <w:t>Step 6</w:t>
             </w:r>
             <w:r>
               <w:rPr>
@@ -698,7 +712,7 @@
                 <w:noProof/>
                 <w:webHidden/>
               </w:rPr>
-              <w:instrText xml:space="preserve"> PAGEREF _Toc221301549 \h </w:instrText>
+              <w:instrText xml:space="preserve"> PAGEREF _Toc223280090 \h </w:instrText>
             </w:r>
             <w:r>
               <w:rPr>
@@ -718,7 +732,7 @@
                 <w:noProof/>
                 <w:webHidden/>
               </w:rPr>
-              <w:t>14</w:t>
+              <w:t>16</w:t>
             </w:r>
             <w:r>
               <w:rPr>
@@ -736,16 +750,18 @@
               <w:tab w:val="right" w:leader="dot" w:pos="9062"/>
             </w:tabs>
             <w:rPr>
+              <w:rFonts w:eastAsiaTheme="minorEastAsia"/>
               <w:noProof/>
+              <w:lang w:eastAsia="hu-HU"/>
             </w:rPr>
           </w:pPr>
-          <w:hyperlink w:anchor="_Toc221301550" w:history="1">
+          <w:hyperlink w:anchor="_Toc223280091" w:history="1">
             <w:r>
               <w:rPr>
                 <w:rStyle w:val="Hiperhivatkozs"/>
                 <w:noProof/>
               </w:rPr>
-              <w:t>Implement the training engine.</w:t>
+              <w:t>Step 7</w:t>
             </w:r>
             <w:r>
               <w:rPr>
@@ -766,7 +782,7 @@
                 <w:noProof/>
                 <w:webHidden/>
               </w:rPr>
-              <w:instrText xml:space="preserve"> PAGEREF _Toc221301550 \h </w:instrText>
+              <w:instrText xml:space="preserve"> PAGEREF _Toc223280091 \h </w:instrText>
             </w:r>
             <w:r>
               <w:rPr>
@@ -786,7 +802,7 @@
                 <w:noProof/>
                 <w:webHidden/>
               </w:rPr>
-              <w:t>14</w:t>
+              <w:t>17</w:t>
             </w:r>
             <w:r>
               <w:rPr>
@@ -804,16 +820,18 @@
               <w:tab w:val="right" w:leader="dot" w:pos="9062"/>
             </w:tabs>
             <w:rPr>
+              <w:rFonts w:eastAsiaTheme="minorEastAsia"/>
               <w:noProof/>
+              <w:lang w:eastAsia="hu-HU"/>
             </w:rPr>
           </w:pPr>
-          <w:hyperlink w:anchor="_Toc221301551" w:history="1">
+          <w:hyperlink w:anchor="_Toc223280092" w:history="1">
             <w:r>
               <w:rPr>
                 <w:rStyle w:val="Hiperhivatkozs"/>
                 <w:noProof/>
               </w:rPr>
-              <w:t>Requirements:</w:t>
+              <w:t>Implement the training engine.</w:t>
             </w:r>
             <w:r>
               <w:rPr>
@@ -834,7 +852,7 @@
                 <w:noProof/>
                 <w:webHidden/>
               </w:rPr>
-              <w:instrText xml:space="preserve"> PAGEREF _Toc221301551 \h </w:instrText>
+              <w:instrText xml:space="preserve"> PAGEREF _Toc223280092 \h </w:instrText>
             </w:r>
             <w:r>
               <w:rPr>
@@ -854,7 +872,7 @@
                 <w:noProof/>
                 <w:webHidden/>
               </w:rPr>
-              <w:t>14</w:t>
+              <w:t>17</w:t>
             </w:r>
             <w:r>
               <w:rPr>
@@ -872,16 +890,18 @@
               <w:tab w:val="right" w:leader="dot" w:pos="9062"/>
             </w:tabs>
             <w:rPr>
+              <w:rFonts w:eastAsiaTheme="minorEastAsia"/>
               <w:noProof/>
+              <w:lang w:eastAsia="hu-HU"/>
             </w:rPr>
           </w:pPr>
-          <w:hyperlink w:anchor="_Toc221301552" w:history="1">
+          <w:hyperlink w:anchor="_Toc223280093" w:history="1">
             <w:r>
               <w:rPr>
                 <w:rStyle w:val="Hiperhivatkozs"/>
                 <w:noProof/>
               </w:rPr>
-              <w:t>- Apply training filters and parameters</w:t>
+              <w:t>Requirements:</w:t>
             </w:r>
             <w:r>
               <w:rPr>
@@ -902,7 +922,7 @@
                 <w:noProof/>
                 <w:webHidden/>
               </w:rPr>
-              <w:instrText xml:space="preserve"> PAGEREF _Toc221301552 \h </w:instrText>
+              <w:instrText xml:space="preserve"> PAGEREF _Toc223280093 \h </w:instrText>
             </w:r>
             <w:r>
               <w:rPr>
@@ -922,7 +942,7 @@
                 <w:noProof/>
                 <w:webHidden/>
               </w:rPr>
-              <w:t>14</w:t>
+              <w:t>17</w:t>
             </w:r>
             <w:r>
               <w:rPr>
@@ -940,16 +960,18 @@
               <w:tab w:val="right" w:leader="dot" w:pos="9062"/>
             </w:tabs>
             <w:rPr>
+              <w:rFonts w:eastAsiaTheme="minorEastAsia"/>
               <w:noProof/>
+              <w:lang w:eastAsia="hu-HU"/>
             </w:rPr>
           </w:pPr>
-          <w:hyperlink w:anchor="_Toc221301553" w:history="1">
+          <w:hyperlink w:anchor="_Toc223280094" w:history="1">
             <w:r>
               <w:rPr>
                 <w:rStyle w:val="Hiperhivatkozs"/>
                 <w:noProof/>
               </w:rPr>
-              <w:t>- Display items one by one</w:t>
+              <w:t>- Apply training filters and parameters</w:t>
             </w:r>
             <w:r>
               <w:rPr>
@@ -970,7 +992,7 @@
                 <w:noProof/>
                 <w:webHidden/>
               </w:rPr>
-              <w:instrText xml:space="preserve"> PAGEREF _Toc221301553 \h </w:instrText>
+              <w:instrText xml:space="preserve"> PAGEREF _Toc223280094 \h </w:instrText>
             </w:r>
             <w:r>
               <w:rPr>
@@ -990,7 +1012,7 @@
                 <w:noProof/>
                 <w:webHidden/>
               </w:rPr>
-              <w:t>14</w:t>
+              <w:t>17</w:t>
             </w:r>
             <w:r>
               <w:rPr>
@@ -1008,16 +1030,18 @@
               <w:tab w:val="right" w:leader="dot" w:pos="9062"/>
             </w:tabs>
             <w:rPr>
+              <w:rFonts w:eastAsiaTheme="minorEastAsia"/>
               <w:noProof/>
+              <w:lang w:eastAsia="hu-HU"/>
             </w:rPr>
           </w:pPr>
-          <w:hyperlink w:anchor="_Toc221301554" w:history="1">
+          <w:hyperlink w:anchor="_Toc223280095" w:history="1">
             <w:r>
               <w:rPr>
                 <w:rStyle w:val="Hiperhivatkozs"/>
                 <w:noProof/>
               </w:rPr>
-              <w:t>- Allow user to mark known / not known</w:t>
+              <w:t>- Display items one by one</w:t>
             </w:r>
             <w:r>
               <w:rPr>
@@ -1038,7 +1062,7 @@
                 <w:noProof/>
                 <w:webHidden/>
               </w:rPr>
-              <w:instrText xml:space="preserve"> PAGEREF _Toc221301554 \h </w:instrText>
+              <w:instrText xml:space="preserve"> PAGEREF _Toc223280095 \h </w:instrText>
             </w:r>
             <w:r>
               <w:rPr>
@@ -1058,7 +1082,7 @@
                 <w:noProof/>
                 <w:webHidden/>
               </w:rPr>
-              <w:t>14</w:t>
+              <w:t>17</w:t>
             </w:r>
             <w:r>
               <w:rPr>
@@ -1076,16 +1100,18 @@
               <w:tab w:val="right" w:leader="dot" w:pos="9062"/>
             </w:tabs>
             <w:rPr>
+              <w:rFonts w:eastAsiaTheme="minorEastAsia"/>
               <w:noProof/>
+              <w:lang w:eastAsia="hu-HU"/>
             </w:rPr>
           </w:pPr>
-          <w:hyperlink w:anchor="_Toc221301555" w:history="1">
+          <w:hyperlink w:anchor="_Toc223280096" w:history="1">
             <w:r>
               <w:rPr>
                 <w:rStyle w:val="Hiperhivatkozs"/>
                 <w:noProof/>
               </w:rPr>
-              <w:t>- Allow correction after seeing the translation</w:t>
+              <w:t>- Allow user to mark known / not known</w:t>
             </w:r>
             <w:r>
               <w:rPr>
@@ -1106,7 +1132,7 @@
                 <w:noProof/>
                 <w:webHidden/>
               </w:rPr>
-              <w:instrText xml:space="preserve"> PAGEREF _Toc221301555 \h </w:instrText>
+              <w:instrText xml:space="preserve"> PAGEREF _Toc223280096 \h </w:instrText>
             </w:r>
             <w:r>
               <w:rPr>
@@ -1126,7 +1152,7 @@
                 <w:noProof/>
                 <w:webHidden/>
               </w:rPr>
-              <w:t>14</w:t>
+              <w:t>17</w:t>
             </w:r>
             <w:r>
               <w:rPr>
@@ -1144,16 +1170,18 @@
               <w:tab w:val="right" w:leader="dot" w:pos="9062"/>
             </w:tabs>
             <w:rPr>
+              <w:rFonts w:eastAsiaTheme="minorEastAsia"/>
               <w:noProof/>
+              <w:lang w:eastAsia="hu-HU"/>
             </w:rPr>
           </w:pPr>
-          <w:hyperlink w:anchor="_Toc221301556" w:history="1">
+          <w:hyperlink w:anchor="_Toc223280097" w:history="1">
             <w:r>
               <w:rPr>
                 <w:rStyle w:val="Hiperhivatkozs"/>
                 <w:noProof/>
               </w:rPr>
-              <w:t>- Update counters and flags accordingly</w:t>
+              <w:t>- Allow correction after seeing the translation</w:t>
             </w:r>
             <w:r>
               <w:rPr>
@@ -1174,7 +1202,7 @@
                 <w:noProof/>
                 <w:webHidden/>
               </w:rPr>
-              <w:instrText xml:space="preserve"> PAGEREF _Toc221301556 \h </w:instrText>
+              <w:instrText xml:space="preserve"> PAGEREF _Toc223280097 \h </w:instrText>
             </w:r>
             <w:r>
               <w:rPr>
@@ -1194,7 +1222,7 @@
                 <w:noProof/>
                 <w:webHidden/>
               </w:rPr>
-              <w:t>14</w:t>
+              <w:t>17</w:t>
             </w:r>
             <w:r>
               <w:rPr>
@@ -1212,16 +1240,18 @@
               <w:tab w:val="right" w:leader="dot" w:pos="9062"/>
             </w:tabs>
             <w:rPr>
+              <w:rFonts w:eastAsiaTheme="minorEastAsia"/>
               <w:noProof/>
+              <w:lang w:eastAsia="hu-HU"/>
             </w:rPr>
           </w:pPr>
-          <w:hyperlink w:anchor="_Toc221301557" w:history="1">
+          <w:hyperlink w:anchor="_Toc223280098" w:history="1">
             <w:r>
               <w:rPr>
                 <w:rStyle w:val="Hiperhivatkozs"/>
                 <w:noProof/>
               </w:rPr>
-              <w:t>- Track session duration</w:t>
+              <w:t>- Update counters and flags accordingly</w:t>
             </w:r>
             <w:r>
               <w:rPr>
@@ -1242,7 +1272,7 @@
                 <w:noProof/>
                 <w:webHidden/>
               </w:rPr>
-              <w:instrText xml:space="preserve"> PAGEREF _Toc221301557 \h </w:instrText>
+              <w:instrText xml:space="preserve"> PAGEREF _Toc223280098 \h </w:instrText>
             </w:r>
             <w:r>
               <w:rPr>
@@ -1262,7 +1292,7 @@
                 <w:noProof/>
                 <w:webHidden/>
               </w:rPr>
-              <w:t>14</w:t>
+              <w:t>17</w:t>
             </w:r>
             <w:r>
               <w:rPr>
@@ -1280,16 +1310,18 @@
               <w:tab w:val="right" w:leader="dot" w:pos="9062"/>
             </w:tabs>
             <w:rPr>
+              <w:rFonts w:eastAsiaTheme="minorEastAsia"/>
               <w:noProof/>
+              <w:lang w:eastAsia="hu-HU"/>
             </w:rPr>
           </w:pPr>
-          <w:hyperlink w:anchor="_Toc221301558" w:history="1">
+          <w:hyperlink w:anchor="_Toc223280099" w:history="1">
             <w:r>
               <w:rPr>
                 <w:rStyle w:val="Hiperhivatkozs"/>
                 <w:noProof/>
               </w:rPr>
-              <w:t>Explain the state machine used for training flow.</w:t>
+              <w:t>- Track session duration</w:t>
             </w:r>
             <w:r>
               <w:rPr>
@@ -1310,7 +1342,7 @@
                 <w:noProof/>
                 <w:webHidden/>
               </w:rPr>
-              <w:instrText xml:space="preserve"> PAGEREF _Toc221301558 \h </w:instrText>
+              <w:instrText xml:space="preserve"> PAGEREF _Toc223280099 \h </w:instrText>
             </w:r>
             <w:r>
               <w:rPr>
@@ -1330,7 +1362,7 @@
                 <w:noProof/>
                 <w:webHidden/>
               </w:rPr>
-              <w:t>14</w:t>
+              <w:t>17</w:t>
             </w:r>
             <w:r>
               <w:rPr>
@@ -1348,16 +1380,18 @@
               <w:tab w:val="right" w:leader="dot" w:pos="9062"/>
             </w:tabs>
             <w:rPr>
+              <w:rFonts w:eastAsiaTheme="minorEastAsia"/>
               <w:noProof/>
+              <w:lang w:eastAsia="hu-HU"/>
             </w:rPr>
           </w:pPr>
-          <w:hyperlink w:anchor="_Toc221301559" w:history="1">
+          <w:hyperlink w:anchor="_Toc223280100" w:history="1">
             <w:r>
               <w:rPr>
                 <w:rStyle w:val="Hiperhivatkozs"/>
                 <w:noProof/>
               </w:rPr>
-              <w:t>Step 8</w:t>
+              <w:t>Explain the state machine used for training flow.</w:t>
             </w:r>
             <w:r>
               <w:rPr>
@@ -1378,7 +1412,7 @@
                 <w:noProof/>
                 <w:webHidden/>
               </w:rPr>
-              <w:instrText xml:space="preserve"> PAGEREF _Toc221301559 \h </w:instrText>
+              <w:instrText xml:space="preserve"> PAGEREF _Toc223280100 \h </w:instrText>
             </w:r>
             <w:r>
               <w:rPr>
@@ -1398,7 +1432,7 @@
                 <w:noProof/>
                 <w:webHidden/>
               </w:rPr>
-              <w:t>14</w:t>
+              <w:t>17</w:t>
             </w:r>
             <w:r>
               <w:rPr>
@@ -1416,16 +1450,18 @@
               <w:tab w:val="right" w:leader="dot" w:pos="9062"/>
             </w:tabs>
             <w:rPr>
+              <w:rFonts w:eastAsiaTheme="minorEastAsia"/>
               <w:noProof/>
+              <w:lang w:eastAsia="hu-HU"/>
             </w:rPr>
           </w:pPr>
-          <w:hyperlink w:anchor="_Toc221301560" w:history="1">
+          <w:hyperlink w:anchor="_Toc223280101" w:history="1">
             <w:r>
               <w:rPr>
                 <w:rStyle w:val="Hiperhivatkozs"/>
                 <w:noProof/>
               </w:rPr>
-              <w:t>Step 9</w:t>
+              <w:t>Step 8</w:t>
             </w:r>
             <w:r>
               <w:rPr>
@@ -1446,7 +1482,7 @@
                 <w:noProof/>
                 <w:webHidden/>
               </w:rPr>
-              <w:instrText xml:space="preserve"> PAGEREF _Toc221301560 \h </w:instrText>
+              <w:instrText xml:space="preserve"> PAGEREF _Toc223280101 \h </w:instrText>
             </w:r>
             <w:r>
               <w:rPr>
@@ -1466,7 +1502,7 @@
                 <w:noProof/>
                 <w:webHidden/>
               </w:rPr>
-              <w:t>14</w:t>
+              <w:t>17</w:t>
             </w:r>
             <w:r>
               <w:rPr>
@@ -1484,16 +1520,18 @@
               <w:tab w:val="right" w:leader="dot" w:pos="9062"/>
             </w:tabs>
             <w:rPr>
+              <w:rFonts w:eastAsiaTheme="minorEastAsia"/>
               <w:noProof/>
+              <w:lang w:eastAsia="hu-HU"/>
             </w:rPr>
           </w:pPr>
-          <w:hyperlink w:anchor="_Toc221301561" w:history="1">
+          <w:hyperlink w:anchor="_Toc223280102" w:history="1">
             <w:r>
               <w:rPr>
                 <w:rStyle w:val="Hiperhivatkozs"/>
                 <w:noProof/>
               </w:rPr>
-              <w:t>Step 10</w:t>
+              <w:t>Step 9</w:t>
             </w:r>
             <w:r>
               <w:rPr>
@@ -1514,7 +1552,7 @@
                 <w:noProof/>
                 <w:webHidden/>
               </w:rPr>
-              <w:instrText xml:space="preserve"> PAGEREF _Toc221301561 \h </w:instrText>
+              <w:instrText xml:space="preserve"> PAGEREF _Toc223280102 \h </w:instrText>
             </w:r>
             <w:r>
               <w:rPr>
@@ -1534,7 +1572,7 @@
                 <w:noProof/>
                 <w:webHidden/>
               </w:rPr>
-              <w:t>15</w:t>
+              <w:t>17</w:t>
             </w:r>
             <w:r>
               <w:rPr>
@@ -1552,16 +1590,18 @@
               <w:tab w:val="right" w:leader="dot" w:pos="9062"/>
             </w:tabs>
             <w:rPr>
+              <w:rFonts w:eastAsiaTheme="minorEastAsia"/>
               <w:noProof/>
+              <w:lang w:eastAsia="hu-HU"/>
             </w:rPr>
           </w:pPr>
-          <w:hyperlink w:anchor="_Toc221301562" w:history="1">
+          <w:hyperlink w:anchor="_Toc223280103" w:history="1">
             <w:r>
               <w:rPr>
                 <w:rStyle w:val="Hiperhivatkozs"/>
                 <w:noProof/>
               </w:rPr>
-              <w:t>Step 11 Design</w:t>
+              <w:t>Step 10</w:t>
             </w:r>
             <w:r>
               <w:rPr>
@@ -1582,7 +1622,7 @@
                 <w:noProof/>
                 <w:webHidden/>
               </w:rPr>
-              <w:instrText xml:space="preserve"> PAGEREF _Toc221301562 \h </w:instrText>
+              <w:instrText xml:space="preserve"> PAGEREF _Toc223280103 \h </w:instrText>
             </w:r>
             <w:r>
               <w:rPr>
@@ -1602,7 +1642,7 @@
                 <w:noProof/>
                 <w:webHidden/>
               </w:rPr>
-              <w:t>15</w:t>
+              <w:t>18</w:t>
             </w:r>
             <w:r>
               <w:rPr>
@@ -1620,16 +1660,18 @@
               <w:tab w:val="right" w:leader="dot" w:pos="9062"/>
             </w:tabs>
             <w:rPr>
+              <w:rFonts w:eastAsiaTheme="minorEastAsia"/>
               <w:noProof/>
+              <w:lang w:eastAsia="hu-HU"/>
             </w:rPr>
           </w:pPr>
-          <w:hyperlink w:anchor="_Toc221301563" w:history="1">
+          <w:hyperlink w:anchor="_Toc223280104" w:history="1">
             <w:r>
               <w:rPr>
                 <w:rStyle w:val="Hiperhivatkozs"/>
                 <w:noProof/>
               </w:rPr>
-              <w:t>Step 12</w:t>
+              <w:t>Step 11 Design</w:t>
             </w:r>
             <w:r>
               <w:rPr>
@@ -1650,7 +1692,7 @@
                 <w:noProof/>
                 <w:webHidden/>
               </w:rPr>
-              <w:instrText xml:space="preserve"> PAGEREF _Toc221301563 \h </w:instrText>
+              <w:instrText xml:space="preserve"> PAGEREF _Toc223280104 \h </w:instrText>
             </w:r>
             <w:r>
               <w:rPr>
@@ -1670,7 +1712,7 @@
                 <w:noProof/>
                 <w:webHidden/>
               </w:rPr>
-              <w:t>16</w:t>
+              <w:t>18</w:t>
             </w:r>
             <w:r>
               <w:rPr>
@@ -1688,16 +1730,18 @@
               <w:tab w:val="right" w:leader="dot" w:pos="9062"/>
             </w:tabs>
             <w:rPr>
+              <w:rFonts w:eastAsiaTheme="minorEastAsia"/>
               <w:noProof/>
+              <w:lang w:eastAsia="hu-HU"/>
             </w:rPr>
           </w:pPr>
-          <w:hyperlink w:anchor="_Toc221301564" w:history="1">
+          <w:hyperlink w:anchor="_Toc223280105" w:history="1">
             <w:r>
               <w:rPr>
                 <w:rStyle w:val="Hiperhivatkozs"/>
                 <w:noProof/>
               </w:rPr>
-              <w:t>Step 13</w:t>
+              <w:t>Step 12</w:t>
             </w:r>
             <w:r>
               <w:rPr>
@@ -1718,7 +1762,7 @@
                 <w:noProof/>
                 <w:webHidden/>
               </w:rPr>
-              <w:instrText xml:space="preserve"> PAGEREF _Toc221301564 \h </w:instrText>
+              <w:instrText xml:space="preserve"> PAGEREF _Toc223280105 \h </w:instrText>
             </w:r>
             <w:r>
               <w:rPr>
@@ -1738,7 +1782,7 @@
                 <w:noProof/>
                 <w:webHidden/>
               </w:rPr>
-              <w:t>16</w:t>
+              <w:t>19</w:t>
             </w:r>
             <w:r>
               <w:rPr>
@@ -1756,16 +1800,18 @@
               <w:tab w:val="right" w:leader="dot" w:pos="9062"/>
             </w:tabs>
             <w:rPr>
+              <w:rFonts w:eastAsiaTheme="minorEastAsia"/>
               <w:noProof/>
+              <w:lang w:eastAsia="hu-HU"/>
             </w:rPr>
           </w:pPr>
-          <w:hyperlink w:anchor="_Toc221301565" w:history="1">
+          <w:hyperlink w:anchor="_Toc223280106" w:history="1">
             <w:r>
               <w:rPr>
                 <w:rStyle w:val="Hiperhivatkozs"/>
                 <w:noProof/>
               </w:rPr>
-              <w:t>Step 14</w:t>
+              <w:t>Step 13</w:t>
             </w:r>
             <w:r>
               <w:rPr>
@@ -1786,7 +1832,7 @@
                 <w:noProof/>
                 <w:webHidden/>
               </w:rPr>
-              <w:instrText xml:space="preserve"> PAGEREF _Toc221301565 \h </w:instrText>
+              <w:instrText xml:space="preserve"> PAGEREF _Toc223280106 \h </w:instrText>
             </w:r>
             <w:r>
               <w:rPr>
@@ -1806,7 +1852,7 @@
                 <w:noProof/>
                 <w:webHidden/>
               </w:rPr>
-              <w:t>16</w:t>
+              <w:t>19</w:t>
             </w:r>
             <w:r>
               <w:rPr>
@@ -1824,16 +1870,18 @@
               <w:tab w:val="right" w:leader="dot" w:pos="9062"/>
             </w:tabs>
             <w:rPr>
+              <w:rFonts w:eastAsiaTheme="minorEastAsia"/>
               <w:noProof/>
+              <w:lang w:eastAsia="hu-HU"/>
             </w:rPr>
           </w:pPr>
-          <w:hyperlink w:anchor="_Toc221301566" w:history="1">
+          <w:hyperlink w:anchor="_Toc223280107" w:history="1">
             <w:r>
               <w:rPr>
                 <w:rStyle w:val="Hiperhivatkozs"/>
                 <w:noProof/>
               </w:rPr>
-              <w:t>Step 15</w:t>
+              <w:t>Step 14</w:t>
             </w:r>
             <w:r>
               <w:rPr>
@@ -1854,7 +1902,7 @@
                 <w:noProof/>
                 <w:webHidden/>
               </w:rPr>
-              <w:instrText xml:space="preserve"> PAGEREF _Toc221301566 \h </w:instrText>
+              <w:instrText xml:space="preserve"> PAGEREF _Toc223280107 \h </w:instrText>
             </w:r>
             <w:r>
               <w:rPr>
@@ -1874,7 +1922,7 @@
                 <w:noProof/>
                 <w:webHidden/>
               </w:rPr>
-              <w:t>17</w:t>
+              <w:t>19</w:t>
             </w:r>
             <w:r>
               <w:rPr>
@@ -1892,16 +1940,18 @@
               <w:tab w:val="right" w:leader="dot" w:pos="9062"/>
             </w:tabs>
             <w:rPr>
+              <w:rFonts w:eastAsiaTheme="minorEastAsia"/>
               <w:noProof/>
+              <w:lang w:eastAsia="hu-HU"/>
             </w:rPr>
           </w:pPr>
-          <w:hyperlink w:anchor="_Toc221301567" w:history="1">
+          <w:hyperlink w:anchor="_Toc223280108" w:history="1">
             <w:r>
               <w:rPr>
                 <w:rStyle w:val="Hiperhivatkozs"/>
                 <w:noProof/>
               </w:rPr>
-              <w:t>Step 16</w:t>
+              <w:t>Step 15</w:t>
             </w:r>
             <w:r>
               <w:rPr>
@@ -1922,7 +1972,7 @@
                 <w:noProof/>
                 <w:webHidden/>
               </w:rPr>
-              <w:instrText xml:space="preserve"> PAGEREF _Toc221301567 \h </w:instrText>
+              <w:instrText xml:space="preserve"> PAGEREF _Toc223280108 \h </w:instrText>
             </w:r>
             <w:r>
               <w:rPr>
@@ -1942,7 +1992,7 @@
                 <w:noProof/>
                 <w:webHidden/>
               </w:rPr>
-              <w:t>17</w:t>
+              <w:t>20</w:t>
             </w:r>
             <w:r>
               <w:rPr>
@@ -1960,15 +2010,87 @@
               <w:tab w:val="right" w:leader="dot" w:pos="9062"/>
             </w:tabs>
             <w:rPr>
+              <w:rFonts w:eastAsiaTheme="minorEastAsia"/>
               <w:noProof/>
+              <w:lang w:eastAsia="hu-HU"/>
             </w:rPr>
           </w:pPr>
-          <w:hyperlink w:anchor="_Toc221301568" w:history="1">
+          <w:hyperlink w:anchor="_Toc223280109" w:history="1">
             <w:r>
               <w:rPr>
                 <w:rStyle w:val="Hiperhivatkozs"/>
                 <w:noProof/>
               </w:rPr>
+              <w:t>Step 16</w:t>
+            </w:r>
+            <w:r>
+              <w:rPr>
+                <w:noProof/>
+                <w:webHidden/>
+              </w:rPr>
+              <w:tab/>
+            </w:r>
+            <w:r>
+              <w:rPr>
+                <w:noProof/>
+                <w:webHidden/>
+              </w:rPr>
+              <w:fldChar w:fldCharType="begin"/>
+            </w:r>
+            <w:r>
+              <w:rPr>
+                <w:noProof/>
+                <w:webHidden/>
+              </w:rPr>
+              <w:instrText xml:space="preserve"> PAGEREF _Toc223280109 \h </w:instrText>
+            </w:r>
+            <w:r>
+              <w:rPr>
+                <w:noProof/>
+                <w:webHidden/>
+              </w:rPr>
+            </w:r>
+            <w:r>
+              <w:rPr>
+                <w:noProof/>
+                <w:webHidden/>
+              </w:rPr>
+              <w:fldChar w:fldCharType="separate"/>
+            </w:r>
+            <w:r>
+              <w:rPr>
+                <w:noProof/>
+                <w:webHidden/>
+              </w:rPr>
+              <w:t>20</w:t>
+            </w:r>
+            <w:r>
+              <w:rPr>
+                <w:noProof/>
+                <w:webHidden/>
+              </w:rPr>
+              <w:fldChar w:fldCharType="end"/>
+            </w:r>
+          </w:hyperlink>
+        </w:p>
+        <w:p>
+          <w:pPr>
+            <w:pStyle w:val="TJ2"/>
+            <w:tabs>
+              <w:tab w:val="right" w:leader="dot" w:pos="9062"/>
+            </w:tabs>
+            <w:rPr>
+              <w:rFonts w:eastAsiaTheme="minorEastAsia"/>
+              <w:noProof/>
+              <w:lang w:eastAsia="hu-HU"/>
+            </w:rPr>
+          </w:pPr>
+          <w:hyperlink w:anchor="_Toc223280110" w:history="1">
+            <w:r>
+              <w:rPr>
+                <w:rStyle w:val="Hiperhivatkozs"/>
+                <w:noProof/>
+              </w:rPr>
               <w:t>Step 17</w:t>
             </w:r>
             <w:r>
@@ -1990,7 +2112,7 @@
                 <w:noProof/>
                 <w:webHidden/>
               </w:rPr>
-              <w:instrText xml:space="preserve"> PAGEREF _Toc221301568 \h </w:instrText>
+              <w:instrText xml:space="preserve"> PAGEREF _Toc223280110 \h </w:instrText>
             </w:r>
             <w:r>
               <w:rPr>
@@ -2010,7 +2132,91 @@
                 <w:noProof/>
                 <w:webHidden/>
               </w:rPr>
-              <w:t>18</w:t>
+              <w:t>21</w:t>
+            </w:r>
+            <w:r>
+              <w:rPr>
+                <w:noProof/>
+                <w:webHidden/>
+              </w:rPr>
+              <w:fldChar w:fldCharType="end"/>
+            </w:r>
+          </w:hyperlink>
+        </w:p>
+        <w:p>
+          <w:pPr>
+            <w:pStyle w:val="TJ1"/>
+            <w:tabs>
+              <w:tab w:val="right" w:leader="dot" w:pos="9062"/>
+            </w:tabs>
+            <w:rPr>
+              <w:rFonts w:eastAsiaTheme="minorEastAsia"/>
+              <w:noProof/>
+              <w:lang w:eastAsia="hu-HU"/>
+            </w:rPr>
+          </w:pPr>
+          <w:hyperlink w:anchor="_Toc223280111" w:history="1">
+            <w:r>
+              <w:rPr>
+                <w:rStyle w:val="Hiperhivatkozs"/>
+                <w:noProof/>
+              </w:rPr>
+              <w:t>Flutter comm</w:t>
+            </w:r>
+            <w:r>
+              <w:rPr>
+                <w:rStyle w:val="Hiperhivatkozs"/>
+                <w:noProof/>
+              </w:rPr>
+              <w:t>a</w:t>
+            </w:r>
+            <w:r>
+              <w:rPr>
+                <w:rStyle w:val="Hiperhivatkozs"/>
+                <w:noProof/>
+              </w:rPr>
+              <w:t>nds</w:t>
+            </w:r>
+            <w:r>
+              <w:rPr>
+                <w:noProof/>
+                <w:webHidden/>
+              </w:rPr>
+              <w:tab/>
+            </w:r>
+            <w:r>
+              <w:rPr>
+                <w:noProof/>
+                <w:webHidden/>
+              </w:rPr>
+              <w:fldChar w:fldCharType="begin"/>
+            </w:r>
+            <w:r>
+              <w:rPr>
+                <w:noProof/>
+                <w:webHidden/>
+              </w:rPr>
+              <w:instrText xml:space="preserve"> PAGEREF _Toc223280111 \h </w:instrText>
+            </w:r>
+            <w:r>
+              <w:rPr>
+                <w:noProof/>
+                <w:webHidden/>
+              </w:rPr>
+            </w:r>
+            <w:r>
+              <w:rPr>
+                <w:noProof/>
+                <w:webHidden/>
+              </w:rPr>
+              <w:fldChar w:fldCharType="separate"/>
+            </w:r>
+            <w:r>
+              <w:rPr>
+                <w:noProof/>
+                <w:webHidden/>
+              </w:rPr>
+              <w:t>22</w:t>
             </w:r>
             <w:r>
               <w:rPr>
@@ -2046,7 +2252,7 @@
       <w:pPr>
         <w:pStyle w:val="Cmsor1"/>
       </w:pPr>
-      <w:bookmarkStart w:id="0" w:name="_Toc221301540"/>
+      <w:bookmarkStart w:id="0" w:name="_Toc223280081"/>
       <w:r>
         <w:t>Description</w:t>
       </w:r>
@@ -2282,6 +2488,7 @@
         </w:numPr>
       </w:pPr>
       <w:r>
+        <w:lastRenderedPageBreak/>
         <w:t xml:space="preserve">A </w:t>
       </w:r>
       <w:r>
@@ -2359,7 +2566,6 @@
           <w:b/>
           <w:bCs/>
         </w:rPr>
-        <w:lastRenderedPageBreak/>
         <w:t>Default packages</w:t>
       </w:r>
     </w:p>
@@ -2663,6 +2869,7 @@
           <w:b/>
           <w:bCs/>
         </w:rPr>
+        <w:lastRenderedPageBreak/>
         <w:t>Additional Item Attributes:</w:t>
       </w:r>
     </w:p>
@@ -2718,7 +2925,6 @@
         </w:numPr>
       </w:pPr>
       <w:r>
-        <w:lastRenderedPageBreak/>
         <w:t>Important</w:t>
       </w:r>
     </w:p>
@@ -3001,6 +3207,7 @@
         </w:numPr>
       </w:pPr>
       <w:r>
+        <w:lastRenderedPageBreak/>
         <w:t>User-created packages can be exported to the device</w:t>
       </w:r>
     </w:p>
@@ -3070,7 +3277,6 @@
         </w:numPr>
       </w:pPr>
       <w:r>
-        <w:lastRenderedPageBreak/>
         <w:t>Duplicate items must be detected and skipped</w:t>
       </w:r>
     </w:p>
@@ -3334,6 +3540,7 @@
         </w:numPr>
       </w:pPr>
       <w:r>
+        <w:lastRenderedPageBreak/>
         <w:t>User answers:</w:t>
       </w:r>
     </w:p>
@@ -3389,7 +3596,6 @@
         </w:numPr>
       </w:pPr>
       <w:r>
-        <w:lastRenderedPageBreak/>
         <w:t>Statistics and counters are updated</w:t>
       </w:r>
     </w:p>
@@ -3645,6 +3851,7 @@
         </w:numPr>
       </w:pPr>
       <w:r>
+        <w:lastRenderedPageBreak/>
         <w:t>Button to reset “don’t know counters” for the package</w:t>
       </w:r>
     </w:p>
@@ -3700,7 +3907,6 @@
         </w:numPr>
       </w:pPr>
       <w:r>
-        <w:lastRenderedPageBreak/>
         <w:t>Progress statistics include:</w:t>
       </w:r>
     </w:p>
@@ -3896,6 +4102,7 @@
     <w:p/>
     <w:p>
       <w:r>
+        <w:lastRenderedPageBreak/>
         <w:br w:type="page"/>
       </w:r>
     </w:p>
@@ -3903,7 +4110,7 @@
       <w:pPr>
         <w:pStyle w:val="Cmsor1"/>
       </w:pPr>
-      <w:bookmarkStart w:id="1" w:name="_Toc221301541"/>
+      <w:bookmarkStart w:id="1" w:name="_Toc223280082"/>
       <w:r>
         <w:lastRenderedPageBreak/>
         <w:t>Appendix</w:t>
@@ -4214,10 +4421,7 @@
         <w:t>isKnown</w:t>
       </w:r>
       <w:r>
-        <w:t xml:space="preserve"> fields. </w:t>
-      </w:r>
-      <w:r>
-        <w:t xml:space="preserve">The order of the items trained depends on the </w:t>
+        <w:t xml:space="preserve"> fields. The order of the items trained depends on the </w:t>
       </w:r>
       <w:r>
         <w:t>ItemOrder</w:t>
@@ -4252,13 +4456,7 @@
         <w:t xml:space="preserve"> onlyUnknown</w:t>
       </w:r>
       <w:r>
-        <w:t xml:space="preserve">, then </w:t>
-      </w:r>
-      <w:r>
-        <w:t xml:space="preserve"> </w:t>
-      </w:r>
-      <w:r>
-        <w:t xml:space="preserve"> only those items will be selected for training where </w:t>
+        <w:t xml:space="preserve">, then   only those items will be selected for training where </w:t>
       </w:r>
       <w:r>
         <w:t xml:space="preserve">with dontKnowCounter &gt; 0 or isKnown = </w:t>
@@ -4272,19 +4470,10 @@
       </w:r>
       <w:proofErr w:type="gramEnd"/>
       <w:r>
-        <w:t xml:space="preserve"> </w:t>
-      </w:r>
-      <w:r>
-        <w:t>The items based on this filter</w:t>
-      </w:r>
-      <w:r>
-        <w:t xml:space="preserve"> are refreshed in each step, and the training ends if there are no more items based on the filters.</w:t>
-      </w:r>
-      <w:r>
-        <w:t xml:space="preserve"> </w:t>
-      </w:r>
-      <w:r>
-        <w:t xml:space="preserve">The order of the items trained depends on the </w:t>
+        <w:t xml:space="preserve"> The items based on this filter are refreshed in each step, and the training ends if there are no more items based on the filters.</w:t>
+      </w:r>
+      <w:r>
+        <w:t xml:space="preserve"> The order of the items trained depends on the </w:t>
       </w:r>
       <w:r>
         <w:t>ItemOrder</w:t>
@@ -4317,19 +4506,13 @@
         <w:t>onlyImportant</w:t>
       </w:r>
       <w:r>
-        <w:t>, only th</w:t>
-      </w:r>
-      <w:r>
-        <w:t xml:space="preserve">ose items will be selected where </w:t>
+        <w:t xml:space="preserve">, only those items will be selected where </w:t>
       </w:r>
       <w:r>
         <w:t>isImportant</w:t>
       </w:r>
       <w:r>
-        <w:t xml:space="preserve"> = True. </w:t>
-      </w:r>
-      <w:r>
-        <w:t xml:space="preserve">independently of the value of the </w:t>
+        <w:t xml:space="preserve"> = True. independently of the value of the </w:t>
       </w:r>
       <w:r>
         <w:t>dontKnowCounter</w:t>
@@ -4458,7 +4641,7 @@
       <w:pPr>
         <w:pStyle w:val="Cmsor1"/>
       </w:pPr>
-      <w:bookmarkStart w:id="2" w:name="_Toc221301542"/>
+      <w:bookmarkStart w:id="2" w:name="_Toc223280083"/>
       <w:r>
         <w:lastRenderedPageBreak/>
         <w:t>Development</w:t>
@@ -4469,7 +4652,7 @@
       <w:pPr>
         <w:pStyle w:val="Cmsor2"/>
       </w:pPr>
-      <w:bookmarkStart w:id="3" w:name="_Toc221301543"/>
+      <w:bookmarkStart w:id="3" w:name="_Toc223280084"/>
       <w:r>
         <w:t>Step 1</w:t>
       </w:r>
@@ -4538,7 +4721,7 @@
       <w:pPr>
         <w:pStyle w:val="Cmsor2"/>
       </w:pPr>
-      <w:bookmarkStart w:id="4" w:name="_Toc221301544"/>
+      <w:bookmarkStart w:id="4" w:name="_Toc223280085"/>
       <w:r>
         <w:t>Step 2</w:t>
       </w:r>
@@ -4622,7 +4805,7 @@
       <w:pPr>
         <w:pStyle w:val="Cmsor2"/>
       </w:pPr>
-      <w:bookmarkStart w:id="5" w:name="_Toc221301545"/>
+      <w:bookmarkStart w:id="5" w:name="_Toc223280086"/>
       <w:r>
         <w:t>Step 3</w:t>
       </w:r>
@@ -4669,7 +4852,7 @@
       <w:pPr>
         <w:pStyle w:val="Cmsor2"/>
       </w:pPr>
-      <w:bookmarkStart w:id="6" w:name="_Toc221301546"/>
+      <w:bookmarkStart w:id="6" w:name="_Toc223280087"/>
       <w:r>
         <w:t>Step 4</w:t>
       </w:r>
@@ -4797,7 +4980,7 @@
           <w:szCs w:val="24"/>
         </w:rPr>
       </w:pPr>
-      <w:bookmarkStart w:id="7" w:name="_Toc221301547"/>
+      <w:bookmarkStart w:id="7" w:name="_Toc223280088"/>
       <w:r>
         <w:rPr>
           <w:rFonts w:asciiTheme="minorHAnsi" w:eastAsiaTheme="minorHAnsi" w:hAnsiTheme="minorHAnsi" w:cstheme="minorBidi"/>
@@ -4807,6 +4990,7 @@
         </w:rPr>
         <w:t>Great work! It seems that everything works. Now 1. Please amend the PackageFormPage screen when a LanguagePackage card is expanded, collect the categories from the database from the items and display the first 6 of them (and a '...' if there are more) in form of chips below the version. 2. I would also need to have on this card displayed right to the version the number of the items in the package (40 items)</w:t>
       </w:r>
+      <w:bookmarkEnd w:id="7"/>
     </w:p>
     <w:p/>
     <w:p>
@@ -4826,10 +5010,11 @@
       <w:pPr>
         <w:pStyle w:val="Cmsor2"/>
       </w:pPr>
+      <w:bookmarkStart w:id="8" w:name="_Toc223280089"/>
       <w:r>
         <w:t>Step 5</w:t>
       </w:r>
-      <w:bookmarkEnd w:id="7"/>
+      <w:bookmarkEnd w:id="8"/>
     </w:p>
     <w:p>
       <w:r>
@@ -5326,11 +5511,11 @@
       <w:pPr>
         <w:pStyle w:val="Cmsor2"/>
       </w:pPr>
-      <w:bookmarkStart w:id="8" w:name="_Toc221301548"/>
+      <w:bookmarkStart w:id="9" w:name="_Toc223280090"/>
       <w:r>
         <w:t>Step 6</w:t>
       </w:r>
-      <w:bookmarkEnd w:id="8"/>
+      <w:bookmarkEnd w:id="9"/>
     </w:p>
     <w:p>
       <w:r>
@@ -5374,11 +5559,11 @@
       <w:pPr>
         <w:pStyle w:val="Cmsor2"/>
       </w:pPr>
-      <w:bookmarkStart w:id="9" w:name="_Toc221301549"/>
+      <w:bookmarkStart w:id="10" w:name="_Toc223280091"/>
       <w:r>
         <w:t>Step 7</w:t>
       </w:r>
-      <w:bookmarkEnd w:id="9"/>
+      <w:bookmarkEnd w:id="10"/>
     </w:p>
     <w:p>
       <w:pPr>
@@ -5390,7 +5575,7 @@
           <w:szCs w:val="24"/>
         </w:rPr>
       </w:pPr>
-      <w:bookmarkStart w:id="10" w:name="_Toc221301550"/>
+      <w:bookmarkStart w:id="11" w:name="_Toc223280092"/>
       <w:r>
         <w:rPr>
           <w:rFonts w:asciiTheme="minorHAnsi" w:eastAsiaTheme="minorHAnsi" w:hAnsiTheme="minorHAnsi" w:cstheme="minorBidi"/>
@@ -5400,7 +5585,7 @@
         </w:rPr>
         <w:t>Implement the training engine.</w:t>
       </w:r>
-      <w:bookmarkEnd w:id="10"/>
+      <w:bookmarkEnd w:id="11"/>
     </w:p>
     <w:p>
       <w:pPr>
@@ -5423,7 +5608,7 @@
           <w:szCs w:val="24"/>
         </w:rPr>
       </w:pPr>
-      <w:bookmarkStart w:id="11" w:name="_Toc221301551"/>
+      <w:bookmarkStart w:id="12" w:name="_Toc223280093"/>
       <w:r>
         <w:rPr>
           <w:rFonts w:asciiTheme="minorHAnsi" w:eastAsiaTheme="minorHAnsi" w:hAnsiTheme="minorHAnsi" w:cstheme="minorBidi"/>
@@ -5433,7 +5618,7 @@
         </w:rPr>
         <w:t>Requirements:</w:t>
       </w:r>
-      <w:bookmarkEnd w:id="11"/>
+      <w:bookmarkEnd w:id="12"/>
     </w:p>
     <w:p>
       <w:pPr>
@@ -5445,7 +5630,7 @@
           <w:szCs w:val="24"/>
         </w:rPr>
       </w:pPr>
-      <w:bookmarkStart w:id="12" w:name="_Toc221301552"/>
+      <w:bookmarkStart w:id="13" w:name="_Toc223280094"/>
       <w:r>
         <w:rPr>
           <w:rFonts w:asciiTheme="minorHAnsi" w:eastAsiaTheme="minorHAnsi" w:hAnsiTheme="minorHAnsi" w:cstheme="minorBidi"/>
@@ -5455,7 +5640,7 @@
         </w:rPr>
         <w:t>- Apply training filters and parameters</w:t>
       </w:r>
-      <w:bookmarkEnd w:id="12"/>
+      <w:bookmarkEnd w:id="13"/>
     </w:p>
     <w:p>
       <w:pPr>
@@ -5467,7 +5652,7 @@
           <w:szCs w:val="24"/>
         </w:rPr>
       </w:pPr>
-      <w:bookmarkStart w:id="13" w:name="_Toc221301553"/>
+      <w:bookmarkStart w:id="14" w:name="_Toc223280095"/>
       <w:r>
         <w:rPr>
           <w:rFonts w:asciiTheme="minorHAnsi" w:eastAsiaTheme="minorHAnsi" w:hAnsiTheme="minorHAnsi" w:cstheme="minorBidi"/>
@@ -5477,7 +5662,7 @@
         </w:rPr>
         <w:t>- Display items one by one</w:t>
       </w:r>
-      <w:bookmarkEnd w:id="13"/>
+      <w:bookmarkEnd w:id="14"/>
     </w:p>
     <w:p>
       <w:pPr>
@@ -5489,7 +5674,7 @@
           <w:szCs w:val="24"/>
         </w:rPr>
       </w:pPr>
-      <w:bookmarkStart w:id="14" w:name="_Toc221301554"/>
+      <w:bookmarkStart w:id="15" w:name="_Toc223280096"/>
       <w:r>
         <w:rPr>
           <w:rFonts w:asciiTheme="minorHAnsi" w:eastAsiaTheme="minorHAnsi" w:hAnsiTheme="minorHAnsi" w:cstheme="minorBidi"/>
@@ -5499,7 +5684,7 @@
         </w:rPr>
         <w:t>- Allow user to mark known / not known</w:t>
       </w:r>
-      <w:bookmarkEnd w:id="14"/>
+      <w:bookmarkEnd w:id="15"/>
     </w:p>
     <w:p>
       <w:pPr>
@@ -5511,7 +5696,7 @@
           <w:szCs w:val="24"/>
         </w:rPr>
       </w:pPr>
-      <w:bookmarkStart w:id="15" w:name="_Toc221301555"/>
+      <w:bookmarkStart w:id="16" w:name="_Toc223280097"/>
       <w:r>
         <w:rPr>
           <w:rFonts w:asciiTheme="minorHAnsi" w:eastAsiaTheme="minorHAnsi" w:hAnsiTheme="minorHAnsi" w:cstheme="minorBidi"/>
@@ -5521,7 +5706,7 @@
         </w:rPr>
         <w:t>- Allow correction after seeing the translation</w:t>
       </w:r>
-      <w:bookmarkEnd w:id="15"/>
+      <w:bookmarkEnd w:id="16"/>
     </w:p>
     <w:p>
       <w:pPr>
@@ -5533,7 +5718,7 @@
           <w:szCs w:val="24"/>
         </w:rPr>
       </w:pPr>
-      <w:bookmarkStart w:id="16" w:name="_Toc221301556"/>
+      <w:bookmarkStart w:id="17" w:name="_Toc223280098"/>
       <w:r>
         <w:rPr>
           <w:rFonts w:asciiTheme="minorHAnsi" w:eastAsiaTheme="minorHAnsi" w:hAnsiTheme="minorHAnsi" w:cstheme="minorBidi"/>
@@ -5543,7 +5728,7 @@
         </w:rPr>
         <w:t>- Update counters and flags accordingly</w:t>
       </w:r>
-      <w:bookmarkEnd w:id="16"/>
+      <w:bookmarkEnd w:id="17"/>
     </w:p>
     <w:p>
       <w:pPr>
@@ -5555,7 +5740,7 @@
           <w:szCs w:val="24"/>
         </w:rPr>
       </w:pPr>
-      <w:bookmarkStart w:id="17" w:name="_Toc221301557"/>
+      <w:bookmarkStart w:id="18" w:name="_Toc223280099"/>
       <w:r>
         <w:rPr>
           <w:rFonts w:asciiTheme="minorHAnsi" w:eastAsiaTheme="minorHAnsi" w:hAnsiTheme="minorHAnsi" w:cstheme="minorBidi"/>
@@ -5565,7 +5750,7 @@
         </w:rPr>
         <w:t>- Track session duration</w:t>
       </w:r>
-      <w:bookmarkEnd w:id="17"/>
+      <w:bookmarkEnd w:id="18"/>
     </w:p>
     <w:p>
       <w:pPr>
@@ -5588,7 +5773,7 @@
           <w:szCs w:val="24"/>
         </w:rPr>
       </w:pPr>
-      <w:bookmarkStart w:id="18" w:name="_Toc221301558"/>
+      <w:bookmarkStart w:id="19" w:name="_Toc223280100"/>
       <w:r>
         <w:rPr>
           <w:rFonts w:asciiTheme="minorHAnsi" w:eastAsiaTheme="minorHAnsi" w:hAnsiTheme="minorHAnsi" w:cstheme="minorBidi"/>
@@ -5598,7 +5783,7 @@
         </w:rPr>
         <w:t>Explain the state machine used for training flow.</w:t>
       </w:r>
-      <w:bookmarkEnd w:id="18"/>
+      <w:bookmarkEnd w:id="19"/>
       <w:r>
         <w:rPr>
           <w:rFonts w:asciiTheme="minorHAnsi" w:eastAsiaTheme="minorHAnsi" w:hAnsiTheme="minorHAnsi" w:cstheme="minorBidi"/>
@@ -5613,11 +5798,11 @@
       <w:pPr>
         <w:pStyle w:val="Cmsor2"/>
       </w:pPr>
-      <w:bookmarkStart w:id="19" w:name="_Toc221301559"/>
+      <w:bookmarkStart w:id="20" w:name="_Toc223280101"/>
       <w:r>
         <w:t>Step 8</w:t>
       </w:r>
-      <w:bookmarkEnd w:id="19"/>
+      <w:bookmarkEnd w:id="20"/>
     </w:p>
     <w:p>
       <w:r>
@@ -5649,11 +5834,11 @@
       <w:pPr>
         <w:pStyle w:val="Cmsor2"/>
       </w:pPr>
-      <w:bookmarkStart w:id="20" w:name="_Toc221301560"/>
+      <w:bookmarkStart w:id="21" w:name="_Toc223280102"/>
       <w:r>
         <w:t>Step 9</w:t>
       </w:r>
-      <w:bookmarkEnd w:id="20"/>
+      <w:bookmarkEnd w:id="21"/>
     </w:p>
     <w:p>
       <w:r>
@@ -5691,11 +5876,11 @@
       <w:pPr>
         <w:pStyle w:val="Cmsor2"/>
       </w:pPr>
-      <w:bookmarkStart w:id="21" w:name="_Toc221301561"/>
+      <w:bookmarkStart w:id="22" w:name="_Toc223280103"/>
       <w:r>
         <w:t>Step 10</w:t>
       </w:r>
-      <w:bookmarkEnd w:id="21"/>
+      <w:bookmarkEnd w:id="22"/>
     </w:p>
     <w:p>
       <w:r>
@@ -5742,11 +5927,11 @@
       <w:pPr>
         <w:pStyle w:val="Cmsor2"/>
       </w:pPr>
-      <w:bookmarkStart w:id="22" w:name="_Toc221301562"/>
+      <w:bookmarkStart w:id="23" w:name="_Toc223280104"/>
       <w:r>
         <w:t>Step 11 Design</w:t>
       </w:r>
-      <w:bookmarkEnd w:id="22"/>
+      <w:bookmarkEnd w:id="23"/>
     </w:p>
     <w:p/>
     <w:p>
@@ -5817,11 +6002,11 @@
       <w:pPr>
         <w:pStyle w:val="Cmsor2"/>
       </w:pPr>
-      <w:bookmarkStart w:id="23" w:name="_Toc221301563"/>
+      <w:bookmarkStart w:id="24" w:name="_Toc223280105"/>
       <w:r>
         <w:t>Step 12</w:t>
       </w:r>
-      <w:bookmarkEnd w:id="23"/>
+      <w:bookmarkEnd w:id="24"/>
     </w:p>
     <w:p>
       <w:r>
@@ -5870,11 +6055,11 @@
       <w:pPr>
         <w:pStyle w:val="Cmsor2"/>
       </w:pPr>
-      <w:bookmarkStart w:id="24" w:name="_Toc221301564"/>
+      <w:bookmarkStart w:id="25" w:name="_Toc223280106"/>
       <w:r>
         <w:t>Step 13</w:t>
       </w:r>
-      <w:bookmarkEnd w:id="24"/>
+      <w:bookmarkEnd w:id="25"/>
     </w:p>
     <w:p>
       <w:r>
@@ -5918,11 +6103,11 @@
       <w:pPr>
         <w:pStyle w:val="Cmsor2"/>
       </w:pPr>
-      <w:bookmarkStart w:id="25" w:name="_Toc221301565"/>
+      <w:bookmarkStart w:id="26" w:name="_Toc223280107"/>
       <w:r>
         <w:t>Step 14</w:t>
       </w:r>
-      <w:bookmarkEnd w:id="25"/>
+      <w:bookmarkEnd w:id="26"/>
     </w:p>
     <w:p>
       <w:r>
@@ -5971,11 +6156,11 @@
       <w:pPr>
         <w:pStyle w:val="Cmsor2"/>
       </w:pPr>
-      <w:bookmarkStart w:id="26" w:name="_Toc221301566"/>
+      <w:bookmarkStart w:id="27" w:name="_Toc223280108"/>
       <w:r>
         <w:t>Step 15</w:t>
       </w:r>
-      <w:bookmarkEnd w:id="26"/>
+      <w:bookmarkEnd w:id="27"/>
       <w:r>
         <w:t xml:space="preserve"> </w:t>
       </w:r>
@@ -6037,11 +6222,11 @@
       <w:pPr>
         <w:pStyle w:val="Cmsor2"/>
       </w:pPr>
-      <w:bookmarkStart w:id="27" w:name="_Toc221301567"/>
+      <w:bookmarkStart w:id="28" w:name="_Toc223280109"/>
       <w:r>
         <w:t>Step 16</w:t>
       </w:r>
-      <w:bookmarkEnd w:id="27"/>
+      <w:bookmarkEnd w:id="28"/>
     </w:p>
     <w:p>
       <w:r>
@@ -6122,11 +6307,11 @@
       <w:pPr>
         <w:pStyle w:val="Cmsor2"/>
       </w:pPr>
-      <w:bookmarkStart w:id="28" w:name="_Toc221301568"/>
+      <w:bookmarkStart w:id="29" w:name="_Toc223280110"/>
       <w:r>
         <w:t>Step 17</w:t>
       </w:r>
-      <w:bookmarkEnd w:id="28"/>
+      <w:bookmarkEnd w:id="29"/>
     </w:p>
     <w:p>
       <w:r>
@@ -6202,9 +6387,11 @@
       <w:pPr>
         <w:pStyle w:val="Cmsor1"/>
       </w:pPr>
+      <w:bookmarkStart w:id="30" w:name="_Toc223280111"/>
       <w:r>
         <w:t>Flutter commands</w:t>
       </w:r>
+      <w:bookmarkEnd w:id="30"/>
     </w:p>
     <w:p>
       <w:r>
@@ -10192,6 +10379,7 @@
   <w:style w:type="character" w:default="1" w:styleId="Bekezdsalapbettpusa">
     <w:name w:val="Default Paragraph Font"/>
     <w:uiPriority w:val="1"/>
+    <w:semiHidden/>
     <w:unhideWhenUsed/>
   </w:style>
   <w:style w:type="table" w:default="1" w:styleId="Normltblzat">
